--- a/a7/packages/A7 Unit 4 - Solving Problems with Rational Numbers/Answer Keys/A7 4.05  Question Bank - Additional Key.docx
+++ b/a7/packages/A7 Unit 4 - Solving Problems with Rational Numbers/Answer Keys/A7 4.05  Question Bank - Additional Key.docx
@@ -2551,7 +2551,7 @@
                     <a:graphicData uri="http://schemas.openxmlformats.org/drawingml/2006/picture">
                       <pic:pic>
                         <pic:nvPicPr>
-                          <pic:cNvPr id="0" name="a7e74258e10b343c.png"/>
+                          <pic:cNvPr id="0" name="1b3763e36009a933.png"/>
                           <pic:cNvPicPr/>
                         </pic:nvPicPr>
                         <pic:blipFill>
@@ -2605,7 +2605,7 @@
                 <w:color w:val="9E1B32"/>
                 <w:sz w:val="22"/>
               </w:rPr>
-              <w:t>A.  7</w:t>
+              <w:t>A.  10</w:t>
             </w:r>
           </w:p>
           <w:p>
@@ -2630,7 +2630,7 @@
                 <w:color w:val="1A1A1A"/>
                 <w:sz w:val="22"/>
               </w:rPr>
-              <w:t>B.  49</w:t>
+              <w:t>B.  100</w:t>
             </w:r>
           </w:p>
           <w:p>
@@ -2655,7 +2655,7 @@
                 <w:color w:val="1A1A1A"/>
                 <w:sz w:val="22"/>
               </w:rPr>
-              <w:t>C.  24.5</w:t>
+              <w:t>C.  50</w:t>
             </w:r>
           </w:p>
           <w:p>
@@ -2680,7 +2680,7 @@
                 <w:color w:val="1A1A1A"/>
                 <w:sz w:val="22"/>
               </w:rPr>
-              <w:t>D.  10</w:t>
+              <w:t>D.  14</w:t>
             </w:r>
           </w:p>
           <w:p>
@@ -3087,7 +3087,7 @@
             <w:r>
               <w:drawing>
                 <wp:inline xmlns:a="http://schemas.openxmlformats.org/drawingml/2006/main" xmlns:pic="http://schemas.openxmlformats.org/drawingml/2006/picture">
-                  <wp:extent cx="573024" cy="204216"/>
+                  <wp:extent cx="655320" cy="204216"/>
                   <wp:docPr id="39" name="Picture 39"/>
                   <wp:cNvGraphicFramePr>
                     <a:graphicFrameLocks noChangeAspect="1"/>
@@ -3096,7 +3096,7 @@
                     <a:graphicData uri="http://schemas.openxmlformats.org/drawingml/2006/picture">
                       <pic:pic>
                         <pic:nvPicPr>
-                          <pic:cNvPr id="0" name="422a2a5fd33e8e32.png"/>
+                          <pic:cNvPr id="0" name="f0711f828138c6b1.png"/>
                           <pic:cNvPicPr/>
                         </pic:nvPicPr>
                         <pic:blipFill>
@@ -3108,7 +3108,7 @@
                         <pic:spPr>
                           <a:xfrm>
                             <a:off x="0" y="0"/>
-                            <a:ext cx="573024" cy="204216"/>
+                            <a:ext cx="655320" cy="204216"/>
                           </a:xfrm>
                           <a:prstGeom prst="rect"/>
                         </pic:spPr>

--- a/a7/packages/A7 Unit 4 - Solving Problems with Rational Numbers/Answer Keys/A7 4.05  Question Bank - Additional Key.docx
+++ b/a7/packages/A7 Unit 4 - Solving Problems with Rational Numbers/Answer Keys/A7 4.05  Question Bank - Additional Key.docx
@@ -2363,7 +2363,7 @@
                 <w:color w:val="1A1A1A"/>
                 <w:sz w:val="22"/>
               </w:rPr>
-              <w:t>.  His answer happens to be wrong by a small amount. Evaluate the expression correctly, and explain why his method cannot be trusted even when it lands close.</w:t>
+              <w:t>.  Evaluate the expression correctly, and explain in one sentence what the radical bar does that his method ignores.</w:t>
             </w:r>
           </w:p>
           <w:p>
@@ -2412,7 +2412,7 @@
                 <w:color w:val="9E1B32"/>
                 <w:sz w:val="22"/>
               </w:rPr>
-              <w:t>. The bar groups the subtraction, so it is finished before the root is taken; the root of a difference is not the difference of the roots, and how close his answer lands is an accident of the numbers.</w:t>
+              <w:t>. The bar groups the subtraction into a single radicand, so it is finished before any root is taken; the root of a difference is not the difference of the roots.</w:t>
             </w:r>
           </w:p>
           <w:p>
@@ -2427,7 +2427,7 @@
                 <w:color w:val="6B6B6B"/>
                 <w:sz w:val="19"/>
               </w:rPr>
-              <w:t xml:space="preserve">Ask him to try </w:t>
+              <w:t xml:space="preserve">His answer is half the true value. Ask him to try </w:t>
             </w:r>
             <w:r>
               <w:drawing>

--- a/a7/packages/A7 Unit 4 - Solving Problems with Rational Numbers/Answer Keys/A7 4.05  Question Bank - Additional Key.docx
+++ b/a7/packages/A7 Unit 4 - Solving Problems with Rational Numbers/Answer Keys/A7 4.05  Question Bank - Additional Key.docx
@@ -2593,6 +2593,31 @@
                 <w:rFonts w:ascii="FreeSerif" w:hAnsi="FreeSerif" w:eastAsia="FreeSerif"/>
                 <w:b w:val="0"/>
                 <w:i w:val="0"/>
+                <w:color w:val="1A1A1A"/>
+                <w:sz w:val="22"/>
+              </w:rPr>
+              <w:t xml:space="preserve">○   </w:t>
+            </w:r>
+            <w:r>
+              <w:rPr>
+                <w:b w:val="0"/>
+                <w:i w:val="0"/>
+                <w:color w:val="1A1A1A"/>
+                <w:sz w:val="22"/>
+              </w:rPr>
+              <w:t>A.  14</w:t>
+            </w:r>
+          </w:p>
+          <w:p>
+            <w:pPr>
+              <w:spacing w:before="40" w:after="40"/>
+              <w:ind w:left="1300" w:hanging="380"/>
+            </w:pPr>
+            <w:r>
+              <w:rPr>
+                <w:rFonts w:ascii="FreeSerif" w:hAnsi="FreeSerif" w:eastAsia="FreeSerif"/>
+                <w:b w:val="0"/>
+                <w:i w:val="0"/>
                 <w:color w:val="9E1B32"/>
                 <w:sz w:val="22"/>
               </w:rPr>
@@ -2605,7 +2630,7 @@
                 <w:color w:val="9E1B32"/>
                 <w:sz w:val="22"/>
               </w:rPr>
-              <w:t>A.  10</w:t>
+              <w:t>B.  10</w:t>
             </w:r>
           </w:p>
           <w:p>
@@ -2630,7 +2655,7 @@
                 <w:color w:val="1A1A1A"/>
                 <w:sz w:val="22"/>
               </w:rPr>
-              <w:t>B.  100</w:t>
+              <w:t>C.  100</w:t>
             </w:r>
           </w:p>
           <w:p>
@@ -2655,32 +2680,7 @@
                 <w:color w:val="1A1A1A"/>
                 <w:sz w:val="22"/>
               </w:rPr>
-              <w:t>C.  50</w:t>
-            </w:r>
-          </w:p>
-          <w:p>
-            <w:pPr>
-              <w:spacing w:before="40" w:after="40"/>
-              <w:ind w:left="1300" w:hanging="380"/>
-            </w:pPr>
-            <w:r>
-              <w:rPr>
-                <w:rFonts w:ascii="FreeSerif" w:hAnsi="FreeSerif" w:eastAsia="FreeSerif"/>
-                <w:b w:val="0"/>
-                <w:i w:val="0"/>
-                <w:color w:val="1A1A1A"/>
-                <w:sz w:val="22"/>
-              </w:rPr>
-              <w:t xml:space="preserve">○   </w:t>
-            </w:r>
-            <w:r>
-              <w:rPr>
-                <w:b w:val="0"/>
-                <w:i w:val="0"/>
-                <w:color w:val="1A1A1A"/>
-                <w:sz w:val="22"/>
-              </w:rPr>
-              <w:t>D.  14</w:t>
+              <w:t>D.  50</w:t>
             </w:r>
           </w:p>
           <w:p>
@@ -2695,7 +2695,7 @@
                 <w:color w:val="9E1B32"/>
                 <w:sz w:val="22"/>
               </w:rPr>
-              <w:t>A</w:t>
+              <w:t>B</w:t>
             </w:r>
           </w:p>
         </w:tc>
@@ -2775,16 +2775,16 @@
                 <w:rFonts w:ascii="FreeSerif" w:hAnsi="FreeSerif" w:eastAsia="FreeSerif"/>
                 <w:b w:val="0"/>
                 <w:i w:val="0"/>
-                <w:color w:val="9E1B32"/>
+                <w:color w:val="1A1A1A"/>
                 <w:sz w:val="22"/>
               </w:rPr>
-              <w:t xml:space="preserve">☒   </w:t>
+              <w:t xml:space="preserve">☐   </w:t>
             </w:r>
             <w:r>
               <w:rPr>
-                <w:b/>
+                <w:b w:val="0"/>
                 <w:i w:val="0"/>
-                <w:color w:val="9E1B32"/>
+                <w:color w:val="1A1A1A"/>
                 <w:sz w:val="22"/>
               </w:rPr>
               <w:t xml:space="preserve">A.  </w:t>
@@ -2792,7 +2792,7 @@
             <w:r>
               <w:drawing>
                 <wp:inline xmlns:a="http://schemas.openxmlformats.org/drawingml/2006/main" xmlns:pic="http://schemas.openxmlformats.org/drawingml/2006/picture">
-                  <wp:extent cx="344424" cy="204216"/>
+                  <wp:extent cx="655320" cy="204216"/>
                   <wp:docPr id="34" name="Picture 34"/>
                   <wp:cNvGraphicFramePr>
                     <a:graphicFrameLocks noChangeAspect="1"/>
@@ -2801,7 +2801,7 @@
                     <a:graphicData uri="http://schemas.openxmlformats.org/drawingml/2006/picture">
                       <pic:pic>
                         <pic:nvPicPr>
-                          <pic:cNvPr id="0" name="3715be38f9a05b99.png"/>
+                          <pic:cNvPr id="0" name="f0711f828138c6b1.png"/>
                           <pic:cNvPicPr/>
                         </pic:nvPicPr>
                         <pic:blipFill>
@@ -2813,7 +2813,7 @@
                         <pic:spPr>
                           <a:xfrm>
                             <a:off x="0" y="0"/>
-                            <a:ext cx="344424" cy="204216"/>
+                            <a:ext cx="655320" cy="204216"/>
                           </a:xfrm>
                           <a:prstGeom prst="rect"/>
                         </pic:spPr>
@@ -2893,6 +2893,65 @@
                 <w:rFonts w:ascii="FreeSerif" w:hAnsi="FreeSerif" w:eastAsia="FreeSerif"/>
                 <w:b w:val="0"/>
                 <w:i w:val="0"/>
+                <w:color w:val="1A1A1A"/>
+                <w:sz w:val="22"/>
+              </w:rPr>
+              <w:t xml:space="preserve">☐   </w:t>
+            </w:r>
+            <w:r>
+              <w:rPr>
+                <w:b w:val="0"/>
+                <w:i w:val="0"/>
+                <w:color w:val="1A1A1A"/>
+                <w:sz w:val="22"/>
+              </w:rPr>
+              <w:t xml:space="preserve">C.  </w:t>
+            </w:r>
+            <w:r>
+              <w:drawing>
+                <wp:inline xmlns:a="http://schemas.openxmlformats.org/drawingml/2006/main" xmlns:pic="http://schemas.openxmlformats.org/drawingml/2006/picture">
+                  <wp:extent cx="457200" cy="204216"/>
+                  <wp:docPr id="36" name="Picture 36"/>
+                  <wp:cNvGraphicFramePr>
+                    <a:graphicFrameLocks noChangeAspect="1"/>
+                  </wp:cNvGraphicFramePr>
+                  <a:graphic>
+                    <a:graphicData uri="http://schemas.openxmlformats.org/drawingml/2006/picture">
+                      <pic:pic>
+                        <pic:nvPicPr>
+                          <pic:cNvPr id="0" name="1b42626a9b866643.png"/>
+                          <pic:cNvPicPr/>
+                        </pic:nvPicPr>
+                        <pic:blipFill>
+                          <a:blip r:embed="rId44"/>
+                          <a:stretch>
+                            <a:fillRect/>
+                          </a:stretch>
+                        </pic:blipFill>
+                        <pic:spPr>
+                          <a:xfrm>
+                            <a:off x="0" y="0"/>
+                            <a:ext cx="457200" cy="204216"/>
+                          </a:xfrm>
+                          <a:prstGeom prst="rect"/>
+                        </pic:spPr>
+                      </pic:pic>
+                    </a:graphicData>
+                  </a:graphic>
+                </wp:inline>
+              </w:drawing>
+            </w:r>
+          </w:p>
+          <w:p>
+            <w:pPr>
+              <w:spacing w:before="40" w:after="40"/>
+              <w:ind w:left="1300" w:hanging="380"/>
+            </w:pPr>
+            <w:r>
+              <w:rPr>
+                <w:rFonts w:ascii="FreeSerif" w:hAnsi="FreeSerif" w:eastAsia="FreeSerif"/>
+                <w:b w:val="0"/>
+                <w:i w:val="0"/>
                 <w:color w:val="9E1B32"/>
                 <w:sz w:val="22"/>
               </w:rPr>
@@ -2905,13 +2964,72 @@
                 <w:color w:val="9E1B32"/>
                 <w:sz w:val="22"/>
               </w:rPr>
-              <w:t xml:space="preserve">C.  </w:t>
+              <w:t xml:space="preserve">D.  </w:t>
+            </w:r>
+            <w:r>
+              <w:drawing>
+                <wp:inline xmlns:a="http://schemas.openxmlformats.org/drawingml/2006/main" xmlns:pic="http://schemas.openxmlformats.org/drawingml/2006/picture">
+                  <wp:extent cx="344424" cy="204216"/>
+                  <wp:docPr id="37" name="Picture 37"/>
+                  <wp:cNvGraphicFramePr>
+                    <a:graphicFrameLocks noChangeAspect="1"/>
+                  </wp:cNvGraphicFramePr>
+                  <a:graphic>
+                    <a:graphicData uri="http://schemas.openxmlformats.org/drawingml/2006/picture">
+                      <pic:pic>
+                        <pic:nvPicPr>
+                          <pic:cNvPr id="0" name="3715be38f9a05b99.png"/>
+                          <pic:cNvPicPr/>
+                        </pic:nvPicPr>
+                        <pic:blipFill>
+                          <a:blip r:embed="rId45"/>
+                          <a:stretch>
+                            <a:fillRect/>
+                          </a:stretch>
+                        </pic:blipFill>
+                        <pic:spPr>
+                          <a:xfrm>
+                            <a:off x="0" y="0"/>
+                            <a:ext cx="344424" cy="204216"/>
+                          </a:xfrm>
+                          <a:prstGeom prst="rect"/>
+                        </pic:spPr>
+                      </pic:pic>
+                    </a:graphicData>
+                  </a:graphic>
+                </wp:inline>
+              </w:drawing>
+            </w:r>
+          </w:p>
+          <w:p>
+            <w:pPr>
+              <w:spacing w:before="40" w:after="40"/>
+              <w:ind w:left="1300" w:hanging="380"/>
+            </w:pPr>
+            <w:r>
+              <w:rPr>
+                <w:rFonts w:ascii="FreeSerif" w:hAnsi="FreeSerif" w:eastAsia="FreeSerif"/>
+                <w:b w:val="0"/>
+                <w:i w:val="0"/>
+                <w:color w:val="9E1B32"/>
+                <w:sz w:val="22"/>
+              </w:rPr>
+              <w:t xml:space="preserve">☒   </w:t>
+            </w:r>
+            <w:r>
+              <w:rPr>
+                <w:b/>
+                <w:i w:val="0"/>
+                <w:color w:val="9E1B32"/>
+                <w:sz w:val="22"/>
+              </w:rPr>
+              <w:t xml:space="preserve">E.  </w:t>
             </w:r>
             <w:r>
               <w:drawing>
                 <wp:inline xmlns:a="http://schemas.openxmlformats.org/drawingml/2006/main" xmlns:pic="http://schemas.openxmlformats.org/drawingml/2006/picture">
                   <wp:extent cx="573024" cy="204216"/>
-                  <wp:docPr id="36" name="Picture 36"/>
+                  <wp:docPr id="38" name="Picture 38"/>
                   <wp:cNvGraphicFramePr>
                     <a:graphicFrameLocks noChangeAspect="1"/>
                   </wp:cNvGraphicFramePr>
@@ -2923,7 +3041,7 @@
                           <pic:cNvPicPr/>
                         </pic:nvPicPr>
                         <pic:blipFill>
-                          <a:blip r:embed="rId44"/>
+                          <a:blip r:embed="rId46"/>
                           <a:stretch>
                             <a:fillRect/>
                           </a:stretch>
@@ -2964,124 +3082,6 @@
                 <w:color w:val="9E1B32"/>
                 <w:sz w:val="22"/>
               </w:rPr>
-              <w:t xml:space="preserve">D.  </w:t>
-            </w:r>
-            <w:r>
-              <w:drawing>
-                <wp:inline xmlns:a="http://schemas.openxmlformats.org/drawingml/2006/main" xmlns:pic="http://schemas.openxmlformats.org/drawingml/2006/picture">
-                  <wp:extent cx="655320" cy="204216"/>
-                  <wp:docPr id="37" name="Picture 37"/>
-                  <wp:cNvGraphicFramePr>
-                    <a:graphicFrameLocks noChangeAspect="1"/>
-                  </wp:cNvGraphicFramePr>
-                  <a:graphic>
-                    <a:graphicData uri="http://schemas.openxmlformats.org/drawingml/2006/picture">
-                      <pic:pic>
-                        <pic:nvPicPr>
-                          <pic:cNvPr id="0" name="a9a09fd65a2f14bf.png"/>
-                          <pic:cNvPicPr/>
-                        </pic:nvPicPr>
-                        <pic:blipFill>
-                          <a:blip r:embed="rId45"/>
-                          <a:stretch>
-                            <a:fillRect/>
-                          </a:stretch>
-                        </pic:blipFill>
-                        <pic:spPr>
-                          <a:xfrm>
-                            <a:off x="0" y="0"/>
-                            <a:ext cx="655320" cy="204216"/>
-                          </a:xfrm>
-                          <a:prstGeom prst="rect"/>
-                        </pic:spPr>
-                      </pic:pic>
-                    </a:graphicData>
-                  </a:graphic>
-                </wp:inline>
-              </w:drawing>
-            </w:r>
-          </w:p>
-          <w:p>
-            <w:pPr>
-              <w:spacing w:before="40" w:after="40"/>
-              <w:ind w:left="1300" w:hanging="380"/>
-            </w:pPr>
-            <w:r>
-              <w:rPr>
-                <w:rFonts w:ascii="FreeSerif" w:hAnsi="FreeSerif" w:eastAsia="FreeSerif"/>
-                <w:b w:val="0"/>
-                <w:i w:val="0"/>
-                <w:color w:val="1A1A1A"/>
-                <w:sz w:val="22"/>
-              </w:rPr>
-              <w:t xml:space="preserve">☐   </w:t>
-            </w:r>
-            <w:r>
-              <w:rPr>
-                <w:b w:val="0"/>
-                <w:i w:val="0"/>
-                <w:color w:val="1A1A1A"/>
-                <w:sz w:val="22"/>
-              </w:rPr>
-              <w:t xml:space="preserve">E.  </w:t>
-            </w:r>
-            <w:r>
-              <w:drawing>
-                <wp:inline xmlns:a="http://schemas.openxmlformats.org/drawingml/2006/main" xmlns:pic="http://schemas.openxmlformats.org/drawingml/2006/picture">
-                  <wp:extent cx="457200" cy="204216"/>
-                  <wp:docPr id="38" name="Picture 38"/>
-                  <wp:cNvGraphicFramePr>
-                    <a:graphicFrameLocks noChangeAspect="1"/>
-                  </wp:cNvGraphicFramePr>
-                  <a:graphic>
-                    <a:graphicData uri="http://schemas.openxmlformats.org/drawingml/2006/picture">
-                      <pic:pic>
-                        <pic:nvPicPr>
-                          <pic:cNvPr id="0" name="1b42626a9b866643.png"/>
-                          <pic:cNvPicPr/>
-                        </pic:nvPicPr>
-                        <pic:blipFill>
-                          <a:blip r:embed="rId46"/>
-                          <a:stretch>
-                            <a:fillRect/>
-                          </a:stretch>
-                        </pic:blipFill>
-                        <pic:spPr>
-                          <a:xfrm>
-                            <a:off x="0" y="0"/>
-                            <a:ext cx="457200" cy="204216"/>
-                          </a:xfrm>
-                          <a:prstGeom prst="rect"/>
-                        </pic:spPr>
-                      </pic:pic>
-                    </a:graphicData>
-                  </a:graphic>
-                </wp:inline>
-              </w:drawing>
-            </w:r>
-          </w:p>
-          <w:p>
-            <w:pPr>
-              <w:spacing w:before="40" w:after="40"/>
-              <w:ind w:left="1300" w:hanging="380"/>
-            </w:pPr>
-            <w:r>
-              <w:rPr>
-                <w:rFonts w:ascii="FreeSerif" w:hAnsi="FreeSerif" w:eastAsia="FreeSerif"/>
-                <w:b w:val="0"/>
-                <w:i w:val="0"/>
-                <w:color w:val="1A1A1A"/>
-                <w:sz w:val="22"/>
-              </w:rPr>
-              <w:t xml:space="preserve">☐   </w:t>
-            </w:r>
-            <w:r>
-              <w:rPr>
-                <w:b w:val="0"/>
-                <w:i w:val="0"/>
-                <w:color w:val="1A1A1A"/>
-                <w:sz w:val="22"/>
-              </w:rPr>
               <w:t xml:space="preserve">F.  </w:t>
             </w:r>
             <w:r>
@@ -3096,7 +3096,7 @@
                     <a:graphicData uri="http://schemas.openxmlformats.org/drawingml/2006/picture">
                       <pic:pic>
                         <pic:nvPicPr>
-                          <pic:cNvPr id="0" name="f0711f828138c6b1.png"/>
+                          <pic:cNvPr id="0" name="a9a09fd65a2f14bf.png"/>
                           <pic:cNvPicPr/>
                         </pic:nvPicPr>
                         <pic:blipFill>
@@ -3131,7 +3131,7 @@
                 <w:color w:val="9E1B32"/>
                 <w:sz w:val="22"/>
               </w:rPr>
-              <w:t>A, B, C and D</w:t>
+              <w:t>B, D, E and F</w:t>
             </w:r>
           </w:p>
         </w:tc>
